--- a/Xceed.Words.NET.Examples/Samples/Document/Resources/ReplaceTextWithObjects.docx
+++ b/Xceed.Words.NET.Examples/Samples/Document/Resources/ReplaceTextWithObjects.docx
@@ -1,6 +1,6 @@
 
 <file path=word/document.xml><?xml version="1.0" encoding="utf-8"?>
-<w:document xmlns:wpc="http://schemas.microsoft.com/office/word/2010/wordprocessingCanvas" xmlns:cx="http://schemas.microsoft.com/office/drawing/2014/chartex" xmlns:cx1="http://schemas.microsoft.com/office/drawing/2015/9/8/chartex" xmlns:cx2="http://schemas.microsoft.com/office/drawing/2015/10/21/chartex" xmlns:cx3="http://schemas.microsoft.com/office/drawing/2016/5/9/chartex" xmlns:cx4="http://schemas.microsoft.com/office/drawing/2016/5/10/chartex" xmlns:cx5="http://schemas.microsoft.com/office/drawing/2016/5/11/chartex" xmlns:cx6="http://schemas.microsoft.com/office/drawing/2016/5/12/chartex" xmlns:cx7="http://schemas.microsoft.com/office/drawing/2016/5/13/chartex" xmlns:cx8="http://schemas.microsoft.com/office/drawing/2016/5/14/chartex" xmlns:mc="http://schemas.openxmlformats.org/markup-compatibility/2006" xmlns:aink="http://schemas.microsoft.com/office/drawing/2016/ink" xmlns:am3d="http://schemas.microsoft.com/office/drawing/2017/model3d" xmlns:o="urn:schemas-microsoft-com:office:office" xmlns:r="http://schemas.openxmlformats.org/officeDocument/2006/relationships" xmlns:m="http://schemas.openxmlformats.org/officeDocument/2006/math" xmlns:v="urn:schemas-microsoft-com:vml" xmlns:wp14="http://schemas.microsoft.com/office/word/2010/wordprocessingDrawing" xmlns:wp="http://schemas.openxmlformats.org/drawingml/2006/wordprocessingDrawing" xmlns:w10="urn:schemas-microsoft-com:office:word" xmlns:w="http://schemas.openxmlformats.org/wordprocessingml/2006/main" xmlns:w14="http://schemas.microsoft.com/office/word/2010/wordml" xmlns:w15="http://schemas.microsoft.com/office/word/2012/wordml" xmlns:w16cid="http://schemas.microsoft.com/office/word/2016/wordml/cid" xmlns:w16se="http://schemas.microsoft.com/office/word/2015/wordml/symex" xmlns:wpg="http://schemas.microsoft.com/office/word/2010/wordprocessingGroup" xmlns:wpi="http://schemas.microsoft.com/office/word/2010/wordprocessingInk" xmlns:wne="http://schemas.microsoft.com/office/word/2006/wordml" xmlns:wps="http://schemas.microsoft.com/office/word/2010/wordprocessingShape" mc:Ignorable="w14 w15 w16se w16cid wp14">
+<w:document xmlns:wpc="http://schemas.microsoft.com/office/word/2010/wordprocessingCanvas" xmlns:cx="http://schemas.microsoft.com/office/drawing/2014/chartex" xmlns:cx1="http://schemas.microsoft.com/office/drawing/2015/9/8/chartex" xmlns:cx2="http://schemas.microsoft.com/office/drawing/2015/10/21/chartex" xmlns:cx3="http://schemas.microsoft.com/office/drawing/2016/5/9/chartex" xmlns:cx4="http://schemas.microsoft.com/office/drawing/2016/5/10/chartex" xmlns:cx5="http://schemas.microsoft.com/office/drawing/2016/5/11/chartex" xmlns:cx6="http://schemas.microsoft.com/office/drawing/2016/5/12/chartex" xmlns:cx7="http://schemas.microsoft.com/office/drawing/2016/5/13/chartex" xmlns:cx8="http://schemas.microsoft.com/office/drawing/2016/5/14/chartex" xmlns:mc="http://schemas.openxmlformats.org/markup-compatibility/2006" xmlns:aink="http://schemas.microsoft.com/office/drawing/2016/ink" xmlns:am3d="http://schemas.microsoft.com/office/drawing/2017/model3d" xmlns:o="urn:schemas-microsoft-com:office:office" xmlns:oel="http://schemas.microsoft.com/office/2019/extlst" xmlns:r="http://schemas.openxmlformats.org/officeDocument/2006/relationships" xmlns:m="http://schemas.openxmlformats.org/officeDocument/2006/math" xmlns:v="urn:schemas-microsoft-com:vml" xmlns:wp14="http://schemas.microsoft.com/office/word/2010/wordprocessingDrawing" xmlns:wp="http://schemas.openxmlformats.org/drawingml/2006/wordprocessingDrawing" xmlns:w10="urn:schemas-microsoft-com:office:word" xmlns:w="http://schemas.openxmlformats.org/wordprocessingml/2006/main" xmlns:w14="http://schemas.microsoft.com/office/word/2010/wordml" xmlns:w15="http://schemas.microsoft.com/office/word/2012/wordml" xmlns:w16cex="http://schemas.microsoft.com/office/word/2018/wordml/cex" xmlns:w16cid="http://schemas.microsoft.com/office/word/2016/wordml/cid" xmlns:w16="http://schemas.microsoft.com/office/word/2018/wordml" xmlns:w16du="http://schemas.microsoft.com/office/word/2023/wordml/word16du" xmlns:w16sdtdh="http://schemas.microsoft.com/office/word/2020/wordml/sdtdatahash" xmlns:w16sdtfl="http://schemas.microsoft.com/office/word/2024/wordml/sdtformatlock" xmlns:w16se="http://schemas.microsoft.com/office/word/2015/wordml/symex" xmlns:wpg="http://schemas.microsoft.com/office/word/2010/wordprocessingGroup" xmlns:wpi="http://schemas.microsoft.com/office/word/2010/wordprocessingInk" xmlns:wne="http://schemas.microsoft.com/office/word/2006/wordml" xmlns:wps="http://schemas.microsoft.com/office/word/2010/wordprocessingShape" mc:Ignorable="w14 w15 w16se w16cid w16 w16cex w16sdtdh w16sdtfl w16du wp14">
   <w:background w:color="000000" w:themeColor="text1"/>
   <w:body>
     <w:p>
@@ -22,8 +22,6 @@
         </w:rPr>
         <w:t>Replace Text with Objects</w:t>
       </w:r>
-      <w:bookmarkStart w:id="0" w:name="_GoBack"/>
-      <w:bookmarkEnd w:id="0"/>
     </w:p>
     <w:p>
       <w:pPr>
@@ -152,6 +150,138 @@
           <w:lang w:val="en-US"/>
         </w:rPr>
       </w:pPr>
+    </w:p>
+    <w:p>
+      <w:pPr>
+        <w:jc w:val="center"/>
+        <w:rPr>
+          <w:b/>
+          <w:color w:val="FFFF00"/>
+          <w:sz w:val="28"/>
+          <w:szCs w:val="28"/>
+          <w:lang w:val="en-US"/>
+        </w:rPr>
+      </w:pPr>
+    </w:p>
+    <w:p>
+      <w:pPr>
+        <w:jc w:val="center"/>
+        <w:rPr>
+          <w:b/>
+          <w:color w:val="FFFF00"/>
+          <w:sz w:val="28"/>
+          <w:szCs w:val="28"/>
+          <w:lang w:val="en-US"/>
+        </w:rPr>
+      </w:pPr>
+    </w:p>
+    <w:p>
+      <w:pPr>
+        <w:jc w:val="center"/>
+        <w:rPr>
+          <w:b/>
+          <w:color w:val="FFFF00"/>
+          <w:sz w:val="28"/>
+          <w:szCs w:val="28"/>
+          <w:lang w:val="en-US"/>
+        </w:rPr>
+      </w:pPr>
+    </w:p>
+    <w:p>
+      <w:pPr>
+        <w:jc w:val="center"/>
+        <w:rPr>
+          <w:b/>
+          <w:color w:val="FFFF00"/>
+          <w:sz w:val="28"/>
+          <w:szCs w:val="28"/>
+          <w:lang w:val="en-US"/>
+        </w:rPr>
+      </w:pPr>
+    </w:p>
+    <w:p>
+      <w:pPr>
+        <w:jc w:val="center"/>
+        <w:rPr>
+          <w:b/>
+          <w:color w:val="FFFF00"/>
+          <w:sz w:val="28"/>
+          <w:szCs w:val="28"/>
+          <w:lang w:val="en-US"/>
+        </w:rPr>
+      </w:pPr>
+    </w:p>
+    <w:p>
+      <w:pPr>
+        <w:jc w:val="center"/>
+        <w:rPr>
+          <w:b/>
+          <w:color w:val="FFFF00"/>
+          <w:sz w:val="28"/>
+          <w:szCs w:val="28"/>
+          <w:lang w:val="en-US"/>
+        </w:rPr>
+      </w:pPr>
+    </w:p>
+    <w:p>
+      <w:pPr>
+        <w:jc w:val="center"/>
+        <w:rPr>
+          <w:b/>
+          <w:color w:val="FFFF00"/>
+          <w:sz w:val="28"/>
+          <w:szCs w:val="28"/>
+          <w:lang w:val="en-US"/>
+        </w:rPr>
+      </w:pPr>
+    </w:p>
+    <w:p>
+      <w:pPr>
+        <w:jc w:val="center"/>
+        <w:rPr>
+          <w:b/>
+          <w:color w:val="FFFF00"/>
+          <w:sz w:val="28"/>
+          <w:szCs w:val="28"/>
+          <w:lang w:val="en-US"/>
+        </w:rPr>
+      </w:pPr>
+    </w:p>
+    <w:p>
+      <w:pPr>
+        <w:jc w:val="center"/>
+        <w:rPr>
+          <w:b/>
+          <w:color w:val="FFFF00"/>
+          <w:sz w:val="28"/>
+          <w:szCs w:val="28"/>
+          <w:lang w:val="en-US"/>
+        </w:rPr>
+      </w:pPr>
+    </w:p>
+    <w:p>
+      <w:pPr>
+        <w:jc w:val="center"/>
+        <w:rPr>
+          <w:b/>
+          <w:color w:val="FFFF00"/>
+          <w:sz w:val="28"/>
+          <w:szCs w:val="28"/>
+          <w:lang w:val="en-US"/>
+        </w:rPr>
+      </w:pPr>
+    </w:p>
+    <w:p>
+      <w:pPr>
+        <w:jc w:val="center"/>
+        <w:rPr>
+          <w:b/>
+          <w:color w:val="FFFF00"/>
+          <w:sz w:val="28"/>
+          <w:szCs w:val="28"/>
+          <w:lang w:val="en-US"/>
+        </w:rPr>
+      </w:pPr>
       <w:r>
         <w:rPr>
           <w:b/>
@@ -160,6 +290,7 @@
           <w:szCs w:val="28"/>
           <w:lang w:val="en-US"/>
         </w:rPr>
+        <w:lastRenderedPageBreak/>
         <w:t>We wish you love and happiness throughout the coming new year.</w:t>
       </w:r>
     </w:p>
@@ -167,24 +298,13 @@
       <w:pPr>
         <w:jc w:val="center"/>
         <w:rPr>
-          <w:b/>
-          <w:color w:val="FFFF00"/>
-          <w:sz w:val="28"/>
-          <w:szCs w:val="28"/>
-          <w:lang w:val="en-US"/>
-        </w:rPr>
-      </w:pPr>
-      <w:r>
-        <w:rPr>
           <w:rFonts w:ascii="Consolas" w:hAnsi="Consolas" w:cs="Consolas"/>
           <w:color w:val="FFFF00"/>
           <w:sz w:val="19"/>
           <w:szCs w:val="19"/>
           <w:lang w:val="en-US"/>
         </w:rPr>
-        <w:t>&lt;</w:t>
-      </w:r>
-      <w:proofErr w:type="spellStart"/>
+      </w:pPr>
       <w:r>
         <w:rPr>
           <w:rFonts w:ascii="Consolas" w:hAnsi="Consolas" w:cs="Consolas"/>
@@ -193,10 +313,12 @@
           <w:szCs w:val="19"/>
           <w:lang w:val="en-US"/>
         </w:rPr>
-        <w:t>year_link</w:t>
+        <w:t>&lt;year_link&gt;</w:t>
       </w:r>
-      <w:proofErr w:type="spellEnd"/>
-      <w:r>
+    </w:p>
+    <w:p>
+      <w:pPr>
+        <w:jc w:val="center"/>
         <w:rPr>
           <w:rFonts w:ascii="Consolas" w:hAnsi="Consolas" w:cs="Consolas"/>
           <w:color w:val="FFFF00"/>
@@ -204,7 +326,72 @@
           <w:szCs w:val="19"/>
           <w:lang w:val="en-US"/>
         </w:rPr>
-        <w:t>&gt;</w:t>
+      </w:pPr>
+    </w:p>
+    <w:p>
+      <w:pPr>
+        <w:jc w:val="center"/>
+        <w:rPr>
+          <w:rFonts w:ascii="Consolas" w:hAnsi="Consolas" w:cs="Consolas"/>
+          <w:color w:val="FFFF00"/>
+          <w:sz w:val="19"/>
+          <w:szCs w:val="19"/>
+          <w:lang w:val="en-US"/>
+        </w:rPr>
+      </w:pPr>
+    </w:p>
+    <w:p>
+      <w:pPr>
+        <w:jc w:val="center"/>
+        <w:rPr>
+          <w:rFonts w:ascii="Consolas" w:hAnsi="Consolas" w:cs="Consolas"/>
+          <w:color w:val="FFFF00"/>
+          <w:sz w:val="28"/>
+          <w:szCs w:val="28"/>
+          <w:lang w:val="en-US"/>
+        </w:rPr>
+      </w:pPr>
+      <w:r>
+        <w:rPr>
+          <w:rFonts w:ascii="Consolas" w:hAnsi="Consolas" w:cs="Consolas"/>
+          <w:color w:val="FFFF00"/>
+          <w:sz w:val="28"/>
+          <w:szCs w:val="28"/>
+          <w:lang w:val="en-US"/>
+        </w:rPr>
+        <w:t>A year full of:</w:t>
+      </w:r>
+    </w:p>
+    <w:p>
+      <w:pPr>
+        <w:jc w:val="center"/>
+        <w:rPr>
+          <w:b/>
+          <w:color w:val="FFFF00"/>
+          <w:sz w:val="20"/>
+          <w:szCs w:val="20"/>
+          <w:lang w:val="en-CA"/>
+        </w:rPr>
+      </w:pPr>
+      <w:r>
+        <w:rPr>
+          <w:b/>
+          <w:color w:val="FFFF00"/>
+          <w:sz w:val="20"/>
+          <w:szCs w:val="20"/>
+          <w:lang w:val="en-CA"/>
+        </w:rPr>
+        <w:t>&lt;year_wishes&gt;</w:t>
+      </w:r>
+      <w:r>
+        <w:rPr>
+          <w:b/>
+          <w:color w:val="FFFF00"/>
+          <w:sz w:val="20"/>
+          <w:szCs w:val="20"/>
+          <w:lang w:val="en-CA"/>
+        </w:rPr>
+        <w:br/>
       </w:r>
     </w:p>
     <w:sectPr>
@@ -224,7 +411,7 @@
 </file>
 
 <file path=word/endnotes.xml><?xml version="1.0" encoding="utf-8"?>
-<w:endnotes xmlns:wpc="http://schemas.microsoft.com/office/word/2010/wordprocessingCanvas" xmlns:cx="http://schemas.microsoft.com/office/drawing/2014/chartex" xmlns:cx1="http://schemas.microsoft.com/office/drawing/2015/9/8/chartex" xmlns:cx2="http://schemas.microsoft.com/office/drawing/2015/10/21/chartex" xmlns:cx3="http://schemas.microsoft.com/office/drawing/2016/5/9/chartex" xmlns:cx4="http://schemas.microsoft.com/office/drawing/2016/5/10/chartex" xmlns:cx5="http://schemas.microsoft.com/office/drawing/2016/5/11/chartex" xmlns:cx6="http://schemas.microsoft.com/office/drawing/2016/5/12/chartex" xmlns:cx7="http://schemas.microsoft.com/office/drawing/2016/5/13/chartex" xmlns:cx8="http://schemas.microsoft.com/office/drawing/2016/5/14/chartex" xmlns:mc="http://schemas.openxmlformats.org/markup-compatibility/2006" xmlns:aink="http://schemas.microsoft.com/office/drawing/2016/ink" xmlns:am3d="http://schemas.microsoft.com/office/drawing/2017/model3d" xmlns:o="urn:schemas-microsoft-com:office:office" xmlns:r="http://schemas.openxmlformats.org/officeDocument/2006/relationships" xmlns:m="http://schemas.openxmlformats.org/officeDocument/2006/math" xmlns:v="urn:schemas-microsoft-com:vml" xmlns:wp14="http://schemas.microsoft.com/office/word/2010/wordprocessingDrawing" xmlns:wp="http://schemas.openxmlformats.org/drawingml/2006/wordprocessingDrawing" xmlns:w10="urn:schemas-microsoft-com:office:word" xmlns:w="http://schemas.openxmlformats.org/wordprocessingml/2006/main" xmlns:w14="http://schemas.microsoft.com/office/word/2010/wordml" xmlns:w15="http://schemas.microsoft.com/office/word/2012/wordml" xmlns:w16cid="http://schemas.microsoft.com/office/word/2016/wordml/cid" xmlns:w16se="http://schemas.microsoft.com/office/word/2015/wordml/symex" xmlns:wpg="http://schemas.microsoft.com/office/word/2010/wordprocessingGroup" xmlns:wpi="http://schemas.microsoft.com/office/word/2010/wordprocessingInk" xmlns:wne="http://schemas.microsoft.com/office/word/2006/wordml" xmlns:wps="http://schemas.microsoft.com/office/word/2010/wordprocessingShape" mc:Ignorable="w14 w15 w16se w16cid wp14">
+<w:endnotes xmlns:wpc="http://schemas.microsoft.com/office/word/2010/wordprocessingCanvas" xmlns:cx="http://schemas.microsoft.com/office/drawing/2014/chartex" xmlns:cx1="http://schemas.microsoft.com/office/drawing/2015/9/8/chartex" xmlns:cx2="http://schemas.microsoft.com/office/drawing/2015/10/21/chartex" xmlns:cx3="http://schemas.microsoft.com/office/drawing/2016/5/9/chartex" xmlns:cx4="http://schemas.microsoft.com/office/drawing/2016/5/10/chartex" xmlns:cx5="http://schemas.microsoft.com/office/drawing/2016/5/11/chartex" xmlns:cx6="http://schemas.microsoft.com/office/drawing/2016/5/12/chartex" xmlns:cx7="http://schemas.microsoft.com/office/drawing/2016/5/13/chartex" xmlns:cx8="http://schemas.microsoft.com/office/drawing/2016/5/14/chartex" xmlns:mc="http://schemas.openxmlformats.org/markup-compatibility/2006" xmlns:aink="http://schemas.microsoft.com/office/drawing/2016/ink" xmlns:am3d="http://schemas.microsoft.com/office/drawing/2017/model3d" xmlns:o="urn:schemas-microsoft-com:office:office" xmlns:oel="http://schemas.microsoft.com/office/2019/extlst" xmlns:r="http://schemas.openxmlformats.org/officeDocument/2006/relationships" xmlns:m="http://schemas.openxmlformats.org/officeDocument/2006/math" xmlns:v="urn:schemas-microsoft-com:vml" xmlns:wp14="http://schemas.microsoft.com/office/word/2010/wordprocessingDrawing" xmlns:wp="http://schemas.openxmlformats.org/drawingml/2006/wordprocessingDrawing" xmlns:w10="urn:schemas-microsoft-com:office:word" xmlns:w="http://schemas.openxmlformats.org/wordprocessingml/2006/main" xmlns:w14="http://schemas.microsoft.com/office/word/2010/wordml" xmlns:w15="http://schemas.microsoft.com/office/word/2012/wordml" xmlns:w16cex="http://schemas.microsoft.com/office/word/2018/wordml/cex" xmlns:w16cid="http://schemas.microsoft.com/office/word/2016/wordml/cid" xmlns:w16="http://schemas.microsoft.com/office/word/2018/wordml" xmlns:w16du="http://schemas.microsoft.com/office/word/2023/wordml/word16du" xmlns:w16sdtdh="http://schemas.microsoft.com/office/word/2020/wordml/sdtdatahash" xmlns:w16sdtfl="http://schemas.microsoft.com/office/word/2024/wordml/sdtformatlock" xmlns:w16se="http://schemas.microsoft.com/office/word/2015/wordml/symex" xmlns:wpg="http://schemas.microsoft.com/office/word/2010/wordprocessingGroup" xmlns:wpi="http://schemas.microsoft.com/office/word/2010/wordprocessingInk" xmlns:wne="http://schemas.microsoft.com/office/word/2006/wordml" xmlns:wps="http://schemas.microsoft.com/office/word/2010/wordprocessingShape" mc:Ignorable="w14 w15 w16se w16cid w16 w16cex w16sdtdh w16sdtfl w16du wp14">
   <w:endnote w:type="separator" w:id="-1">
     <w:p>
       <w:pPr>
@@ -249,7 +436,7 @@
 </file>
 
 <file path=word/footer1.xml><?xml version="1.0" encoding="utf-8"?>
-<w:ftr xmlns:wpc="http://schemas.microsoft.com/office/word/2010/wordprocessingCanvas" xmlns:cx="http://schemas.microsoft.com/office/drawing/2014/chartex" xmlns:cx1="http://schemas.microsoft.com/office/drawing/2015/9/8/chartex" xmlns:cx2="http://schemas.microsoft.com/office/drawing/2015/10/21/chartex" xmlns:cx3="http://schemas.microsoft.com/office/drawing/2016/5/9/chartex" xmlns:cx4="http://schemas.microsoft.com/office/drawing/2016/5/10/chartex" xmlns:cx5="http://schemas.microsoft.com/office/drawing/2016/5/11/chartex" xmlns:cx6="http://schemas.microsoft.com/office/drawing/2016/5/12/chartex" xmlns:cx7="http://schemas.microsoft.com/office/drawing/2016/5/13/chartex" xmlns:cx8="http://schemas.microsoft.com/office/drawing/2016/5/14/chartex" xmlns:mc="http://schemas.openxmlformats.org/markup-compatibility/2006" xmlns:aink="http://schemas.microsoft.com/office/drawing/2016/ink" xmlns:am3d="http://schemas.microsoft.com/office/drawing/2017/model3d" xmlns:o="urn:schemas-microsoft-com:office:office" xmlns:r="http://schemas.openxmlformats.org/officeDocument/2006/relationships" xmlns:m="http://schemas.openxmlformats.org/officeDocument/2006/math" xmlns:v="urn:schemas-microsoft-com:vml" xmlns:wp14="http://schemas.microsoft.com/office/word/2010/wordprocessingDrawing" xmlns:wp="http://schemas.openxmlformats.org/drawingml/2006/wordprocessingDrawing" xmlns:w10="urn:schemas-microsoft-com:office:word" xmlns:w="http://schemas.openxmlformats.org/wordprocessingml/2006/main" xmlns:w14="http://schemas.microsoft.com/office/word/2010/wordml" xmlns:w15="http://schemas.microsoft.com/office/word/2012/wordml" xmlns:w16cid="http://schemas.microsoft.com/office/word/2016/wordml/cid" xmlns:w16se="http://schemas.microsoft.com/office/word/2015/wordml/symex" xmlns:wpg="http://schemas.microsoft.com/office/word/2010/wordprocessingGroup" xmlns:wpi="http://schemas.microsoft.com/office/word/2010/wordprocessingInk" xmlns:wne="http://schemas.microsoft.com/office/word/2006/wordml" xmlns:wps="http://schemas.microsoft.com/office/word/2010/wordprocessingShape" mc:Ignorable="w14 w15 w16se w16cid wp14">
+<w:ftr xmlns:wpc="http://schemas.microsoft.com/office/word/2010/wordprocessingCanvas" xmlns:cx="http://schemas.microsoft.com/office/drawing/2014/chartex" xmlns:cx1="http://schemas.microsoft.com/office/drawing/2015/9/8/chartex" xmlns:cx2="http://schemas.microsoft.com/office/drawing/2015/10/21/chartex" xmlns:cx3="http://schemas.microsoft.com/office/drawing/2016/5/9/chartex" xmlns:cx4="http://schemas.microsoft.com/office/drawing/2016/5/10/chartex" xmlns:cx5="http://schemas.microsoft.com/office/drawing/2016/5/11/chartex" xmlns:cx6="http://schemas.microsoft.com/office/drawing/2016/5/12/chartex" xmlns:cx7="http://schemas.microsoft.com/office/drawing/2016/5/13/chartex" xmlns:cx8="http://schemas.microsoft.com/office/drawing/2016/5/14/chartex" xmlns:mc="http://schemas.openxmlformats.org/markup-compatibility/2006" xmlns:aink="http://schemas.microsoft.com/office/drawing/2016/ink" xmlns:am3d="http://schemas.microsoft.com/office/drawing/2017/model3d" xmlns:o="urn:schemas-microsoft-com:office:office" xmlns:oel="http://schemas.microsoft.com/office/2019/extlst" xmlns:r="http://schemas.openxmlformats.org/officeDocument/2006/relationships" xmlns:m="http://schemas.openxmlformats.org/officeDocument/2006/math" xmlns:v="urn:schemas-microsoft-com:vml" xmlns:wp14="http://schemas.microsoft.com/office/word/2010/wordprocessingDrawing" xmlns:wp="http://schemas.openxmlformats.org/drawingml/2006/wordprocessingDrawing" xmlns:w10="urn:schemas-microsoft-com:office:word" xmlns:w="http://schemas.openxmlformats.org/wordprocessingml/2006/main" xmlns:w14="http://schemas.microsoft.com/office/word/2010/wordml" xmlns:w15="http://schemas.microsoft.com/office/word/2012/wordml" xmlns:w16cex="http://schemas.microsoft.com/office/word/2018/wordml/cex" xmlns:w16cid="http://schemas.microsoft.com/office/word/2016/wordml/cid" xmlns:w16="http://schemas.microsoft.com/office/word/2018/wordml" xmlns:w16du="http://schemas.microsoft.com/office/word/2023/wordml/word16du" xmlns:w16sdtdh="http://schemas.microsoft.com/office/word/2020/wordml/sdtdatahash" xmlns:w16sdtfl="http://schemas.microsoft.com/office/word/2024/wordml/sdtformatlock" xmlns:w16se="http://schemas.microsoft.com/office/word/2015/wordml/symex" xmlns:wpg="http://schemas.microsoft.com/office/word/2010/wordprocessingGroup" xmlns:wpi="http://schemas.microsoft.com/office/word/2010/wordprocessingInk" xmlns:wne="http://schemas.microsoft.com/office/word/2006/wordml" xmlns:wps="http://schemas.microsoft.com/office/word/2010/wordprocessingShape" mc:Ignorable="w14 w15 w16se w16cid w16 w16cex w16sdtdh w16sdtfl w16du wp14">
   <w:p>
     <w:pPr>
       <w:pStyle w:val="Footer"/>
@@ -259,7 +446,7 @@
 </file>
 
 <file path=word/footer2.xml><?xml version="1.0" encoding="utf-8"?>
-<w:ftr xmlns:wpc="http://schemas.microsoft.com/office/word/2010/wordprocessingCanvas" xmlns:cx="http://schemas.microsoft.com/office/drawing/2014/chartex" xmlns:cx1="http://schemas.microsoft.com/office/drawing/2015/9/8/chartex" xmlns:cx2="http://schemas.microsoft.com/office/drawing/2015/10/21/chartex" xmlns:cx3="http://schemas.microsoft.com/office/drawing/2016/5/9/chartex" xmlns:cx4="http://schemas.microsoft.com/office/drawing/2016/5/10/chartex" xmlns:cx5="http://schemas.microsoft.com/office/drawing/2016/5/11/chartex" xmlns:cx6="http://schemas.microsoft.com/office/drawing/2016/5/12/chartex" xmlns:cx7="http://schemas.microsoft.com/office/drawing/2016/5/13/chartex" xmlns:cx8="http://schemas.microsoft.com/office/drawing/2016/5/14/chartex" xmlns:mc="http://schemas.openxmlformats.org/markup-compatibility/2006" xmlns:aink="http://schemas.microsoft.com/office/drawing/2016/ink" xmlns:am3d="http://schemas.microsoft.com/office/drawing/2017/model3d" xmlns:o="urn:schemas-microsoft-com:office:office" xmlns:r="http://schemas.openxmlformats.org/officeDocument/2006/relationships" xmlns:m="http://schemas.openxmlformats.org/officeDocument/2006/math" xmlns:v="urn:schemas-microsoft-com:vml" xmlns:wp14="http://schemas.microsoft.com/office/word/2010/wordprocessingDrawing" xmlns:wp="http://schemas.openxmlformats.org/drawingml/2006/wordprocessingDrawing" xmlns:w10="urn:schemas-microsoft-com:office:word" xmlns:w="http://schemas.openxmlformats.org/wordprocessingml/2006/main" xmlns:w14="http://schemas.microsoft.com/office/word/2010/wordml" xmlns:w15="http://schemas.microsoft.com/office/word/2012/wordml" xmlns:w16cid="http://schemas.microsoft.com/office/word/2016/wordml/cid" xmlns:w16se="http://schemas.microsoft.com/office/word/2015/wordml/symex" xmlns:wpg="http://schemas.microsoft.com/office/word/2010/wordprocessingGroup" xmlns:wpi="http://schemas.microsoft.com/office/word/2010/wordprocessingInk" xmlns:wne="http://schemas.microsoft.com/office/word/2006/wordml" xmlns:wps="http://schemas.microsoft.com/office/word/2010/wordprocessingShape" mc:Ignorable="w14 w15 w16se w16cid wp14">
+<w:ftr xmlns:wpc="http://schemas.microsoft.com/office/word/2010/wordprocessingCanvas" xmlns:cx="http://schemas.microsoft.com/office/drawing/2014/chartex" xmlns:cx1="http://schemas.microsoft.com/office/drawing/2015/9/8/chartex" xmlns:cx2="http://schemas.microsoft.com/office/drawing/2015/10/21/chartex" xmlns:cx3="http://schemas.microsoft.com/office/drawing/2016/5/9/chartex" xmlns:cx4="http://schemas.microsoft.com/office/drawing/2016/5/10/chartex" xmlns:cx5="http://schemas.microsoft.com/office/drawing/2016/5/11/chartex" xmlns:cx6="http://schemas.microsoft.com/office/drawing/2016/5/12/chartex" xmlns:cx7="http://schemas.microsoft.com/office/drawing/2016/5/13/chartex" xmlns:cx8="http://schemas.microsoft.com/office/drawing/2016/5/14/chartex" xmlns:mc="http://schemas.openxmlformats.org/markup-compatibility/2006" xmlns:aink="http://schemas.microsoft.com/office/drawing/2016/ink" xmlns:am3d="http://schemas.microsoft.com/office/drawing/2017/model3d" xmlns:o="urn:schemas-microsoft-com:office:office" xmlns:oel="http://schemas.microsoft.com/office/2019/extlst" xmlns:r="http://schemas.openxmlformats.org/officeDocument/2006/relationships" xmlns:m="http://schemas.openxmlformats.org/officeDocument/2006/math" xmlns:v="urn:schemas-microsoft-com:vml" xmlns:wp14="http://schemas.microsoft.com/office/word/2010/wordprocessingDrawing" xmlns:wp="http://schemas.openxmlformats.org/drawingml/2006/wordprocessingDrawing" xmlns:w10="urn:schemas-microsoft-com:office:word" xmlns:w="http://schemas.openxmlformats.org/wordprocessingml/2006/main" xmlns:w14="http://schemas.microsoft.com/office/word/2010/wordml" xmlns:w15="http://schemas.microsoft.com/office/word/2012/wordml" xmlns:w16cex="http://schemas.microsoft.com/office/word/2018/wordml/cex" xmlns:w16cid="http://schemas.microsoft.com/office/word/2016/wordml/cid" xmlns:w16="http://schemas.microsoft.com/office/word/2018/wordml" xmlns:w16du="http://schemas.microsoft.com/office/word/2023/wordml/word16du" xmlns:w16sdtdh="http://schemas.microsoft.com/office/word/2020/wordml/sdtdatahash" xmlns:w16sdtfl="http://schemas.microsoft.com/office/word/2024/wordml/sdtformatlock" xmlns:w16se="http://schemas.microsoft.com/office/word/2015/wordml/symex" xmlns:wpg="http://schemas.microsoft.com/office/word/2010/wordprocessingGroup" xmlns:wpi="http://schemas.microsoft.com/office/word/2010/wordprocessingInk" xmlns:wne="http://schemas.microsoft.com/office/word/2006/wordml" xmlns:wps="http://schemas.microsoft.com/office/word/2010/wordprocessingShape" mc:Ignorable="w14 w15 w16se w16cid w16 w16cex w16sdtdh w16sdtfl w16du wp14">
   <w:p>
     <w:pPr>
       <w:pStyle w:val="Footer"/>
@@ -280,7 +467,7 @@
 </file>
 
 <file path=word/footer3.xml><?xml version="1.0" encoding="utf-8"?>
-<w:ftr xmlns:wpc="http://schemas.microsoft.com/office/word/2010/wordprocessingCanvas" xmlns:cx="http://schemas.microsoft.com/office/drawing/2014/chartex" xmlns:cx1="http://schemas.microsoft.com/office/drawing/2015/9/8/chartex" xmlns:cx2="http://schemas.microsoft.com/office/drawing/2015/10/21/chartex" xmlns:cx3="http://schemas.microsoft.com/office/drawing/2016/5/9/chartex" xmlns:cx4="http://schemas.microsoft.com/office/drawing/2016/5/10/chartex" xmlns:cx5="http://schemas.microsoft.com/office/drawing/2016/5/11/chartex" xmlns:cx6="http://schemas.microsoft.com/office/drawing/2016/5/12/chartex" xmlns:cx7="http://schemas.microsoft.com/office/drawing/2016/5/13/chartex" xmlns:cx8="http://schemas.microsoft.com/office/drawing/2016/5/14/chartex" xmlns:mc="http://schemas.openxmlformats.org/markup-compatibility/2006" xmlns:aink="http://schemas.microsoft.com/office/drawing/2016/ink" xmlns:am3d="http://schemas.microsoft.com/office/drawing/2017/model3d" xmlns:o="urn:schemas-microsoft-com:office:office" xmlns:r="http://schemas.openxmlformats.org/officeDocument/2006/relationships" xmlns:m="http://schemas.openxmlformats.org/officeDocument/2006/math" xmlns:v="urn:schemas-microsoft-com:vml" xmlns:wp14="http://schemas.microsoft.com/office/word/2010/wordprocessingDrawing" xmlns:wp="http://schemas.openxmlformats.org/drawingml/2006/wordprocessingDrawing" xmlns:w10="urn:schemas-microsoft-com:office:word" xmlns:w="http://schemas.openxmlformats.org/wordprocessingml/2006/main" xmlns:w14="http://schemas.microsoft.com/office/word/2010/wordml" xmlns:w15="http://schemas.microsoft.com/office/word/2012/wordml" xmlns:w16cid="http://schemas.microsoft.com/office/word/2016/wordml/cid" xmlns:w16se="http://schemas.microsoft.com/office/word/2015/wordml/symex" xmlns:wpg="http://schemas.microsoft.com/office/word/2010/wordprocessingGroup" xmlns:wpi="http://schemas.microsoft.com/office/word/2010/wordprocessingInk" xmlns:wne="http://schemas.microsoft.com/office/word/2006/wordml" xmlns:wps="http://schemas.microsoft.com/office/word/2010/wordprocessingShape" mc:Ignorable="w14 w15 w16se w16cid wp14">
+<w:ftr xmlns:wpc="http://schemas.microsoft.com/office/word/2010/wordprocessingCanvas" xmlns:cx="http://schemas.microsoft.com/office/drawing/2014/chartex" xmlns:cx1="http://schemas.microsoft.com/office/drawing/2015/9/8/chartex" xmlns:cx2="http://schemas.microsoft.com/office/drawing/2015/10/21/chartex" xmlns:cx3="http://schemas.microsoft.com/office/drawing/2016/5/9/chartex" xmlns:cx4="http://schemas.microsoft.com/office/drawing/2016/5/10/chartex" xmlns:cx5="http://schemas.microsoft.com/office/drawing/2016/5/11/chartex" xmlns:cx6="http://schemas.microsoft.com/office/drawing/2016/5/12/chartex" xmlns:cx7="http://schemas.microsoft.com/office/drawing/2016/5/13/chartex" xmlns:cx8="http://schemas.microsoft.com/office/drawing/2016/5/14/chartex" xmlns:mc="http://schemas.openxmlformats.org/markup-compatibility/2006" xmlns:aink="http://schemas.microsoft.com/office/drawing/2016/ink" xmlns:am3d="http://schemas.microsoft.com/office/drawing/2017/model3d" xmlns:o="urn:schemas-microsoft-com:office:office" xmlns:oel="http://schemas.microsoft.com/office/2019/extlst" xmlns:r="http://schemas.openxmlformats.org/officeDocument/2006/relationships" xmlns:m="http://schemas.openxmlformats.org/officeDocument/2006/math" xmlns:v="urn:schemas-microsoft-com:vml" xmlns:wp14="http://schemas.microsoft.com/office/word/2010/wordprocessingDrawing" xmlns:wp="http://schemas.openxmlformats.org/drawingml/2006/wordprocessingDrawing" xmlns:w10="urn:schemas-microsoft-com:office:word" xmlns:w="http://schemas.openxmlformats.org/wordprocessingml/2006/main" xmlns:w14="http://schemas.microsoft.com/office/word/2010/wordml" xmlns:w15="http://schemas.microsoft.com/office/word/2012/wordml" xmlns:w16cex="http://schemas.microsoft.com/office/word/2018/wordml/cex" xmlns:w16cid="http://schemas.microsoft.com/office/word/2016/wordml/cid" xmlns:w16="http://schemas.microsoft.com/office/word/2018/wordml" xmlns:w16du="http://schemas.microsoft.com/office/word/2023/wordml/word16du" xmlns:w16sdtdh="http://schemas.microsoft.com/office/word/2020/wordml/sdtdatahash" xmlns:w16sdtfl="http://schemas.microsoft.com/office/word/2024/wordml/sdtformatlock" xmlns:w16se="http://schemas.microsoft.com/office/word/2015/wordml/symex" xmlns:wpg="http://schemas.microsoft.com/office/word/2010/wordprocessingGroup" xmlns:wpi="http://schemas.microsoft.com/office/word/2010/wordprocessingInk" xmlns:wne="http://schemas.microsoft.com/office/word/2006/wordml" xmlns:wps="http://schemas.microsoft.com/office/word/2010/wordprocessingShape" mc:Ignorable="w14 w15 w16se w16cid w16 w16cex w16sdtdh w16sdtfl w16du wp14">
   <w:p>
     <w:pPr>
       <w:pStyle w:val="Footer"/>
@@ -290,7 +477,7 @@
 </file>
 
 <file path=word/footnotes.xml><?xml version="1.0" encoding="utf-8"?>
-<w:footnotes xmlns:wpc="http://schemas.microsoft.com/office/word/2010/wordprocessingCanvas" xmlns:cx="http://schemas.microsoft.com/office/drawing/2014/chartex" xmlns:cx1="http://schemas.microsoft.com/office/drawing/2015/9/8/chartex" xmlns:cx2="http://schemas.microsoft.com/office/drawing/2015/10/21/chartex" xmlns:cx3="http://schemas.microsoft.com/office/drawing/2016/5/9/chartex" xmlns:cx4="http://schemas.microsoft.com/office/drawing/2016/5/10/chartex" xmlns:cx5="http://schemas.microsoft.com/office/drawing/2016/5/11/chartex" xmlns:cx6="http://schemas.microsoft.com/office/drawing/2016/5/12/chartex" xmlns:cx7="http://schemas.microsoft.com/office/drawing/2016/5/13/chartex" xmlns:cx8="http://schemas.microsoft.com/office/drawing/2016/5/14/chartex" xmlns:mc="http://schemas.openxmlformats.org/markup-compatibility/2006" xmlns:aink="http://schemas.microsoft.com/office/drawing/2016/ink" xmlns:am3d="http://schemas.microsoft.com/office/drawing/2017/model3d" xmlns:o="urn:schemas-microsoft-com:office:office" xmlns:r="http://schemas.openxmlformats.org/officeDocument/2006/relationships" xmlns:m="http://schemas.openxmlformats.org/officeDocument/2006/math" xmlns:v="urn:schemas-microsoft-com:vml" xmlns:wp14="http://schemas.microsoft.com/office/word/2010/wordprocessingDrawing" xmlns:wp="http://schemas.openxmlformats.org/drawingml/2006/wordprocessingDrawing" xmlns:w10="urn:schemas-microsoft-com:office:word" xmlns:w="http://schemas.openxmlformats.org/wordprocessingml/2006/main" xmlns:w14="http://schemas.microsoft.com/office/word/2010/wordml" xmlns:w15="http://schemas.microsoft.com/office/word/2012/wordml" xmlns:w16cid="http://schemas.microsoft.com/office/word/2016/wordml/cid" xmlns:w16se="http://schemas.microsoft.com/office/word/2015/wordml/symex" xmlns:wpg="http://schemas.microsoft.com/office/word/2010/wordprocessingGroup" xmlns:wpi="http://schemas.microsoft.com/office/word/2010/wordprocessingInk" xmlns:wne="http://schemas.microsoft.com/office/word/2006/wordml" xmlns:wps="http://schemas.microsoft.com/office/word/2010/wordprocessingShape" mc:Ignorable="w14 w15 w16se w16cid wp14">
+<w:footnotes xmlns:wpc="http://schemas.microsoft.com/office/word/2010/wordprocessingCanvas" xmlns:cx="http://schemas.microsoft.com/office/drawing/2014/chartex" xmlns:cx1="http://schemas.microsoft.com/office/drawing/2015/9/8/chartex" xmlns:cx2="http://schemas.microsoft.com/office/drawing/2015/10/21/chartex" xmlns:cx3="http://schemas.microsoft.com/office/drawing/2016/5/9/chartex" xmlns:cx4="http://schemas.microsoft.com/office/drawing/2016/5/10/chartex" xmlns:cx5="http://schemas.microsoft.com/office/drawing/2016/5/11/chartex" xmlns:cx6="http://schemas.microsoft.com/office/drawing/2016/5/12/chartex" xmlns:cx7="http://schemas.microsoft.com/office/drawing/2016/5/13/chartex" xmlns:cx8="http://schemas.microsoft.com/office/drawing/2016/5/14/chartex" xmlns:mc="http://schemas.openxmlformats.org/markup-compatibility/2006" xmlns:aink="http://schemas.microsoft.com/office/drawing/2016/ink" xmlns:am3d="http://schemas.microsoft.com/office/drawing/2017/model3d" xmlns:o="urn:schemas-microsoft-com:office:office" xmlns:oel="http://schemas.microsoft.com/office/2019/extlst" xmlns:r="http://schemas.openxmlformats.org/officeDocument/2006/relationships" xmlns:m="http://schemas.openxmlformats.org/officeDocument/2006/math" xmlns:v="urn:schemas-microsoft-com:vml" xmlns:wp14="http://schemas.microsoft.com/office/word/2010/wordprocessingDrawing" xmlns:wp="http://schemas.openxmlformats.org/drawingml/2006/wordprocessingDrawing" xmlns:w10="urn:schemas-microsoft-com:office:word" xmlns:w="http://schemas.openxmlformats.org/wordprocessingml/2006/main" xmlns:w14="http://schemas.microsoft.com/office/word/2010/wordml" xmlns:w15="http://schemas.microsoft.com/office/word/2012/wordml" xmlns:w16cex="http://schemas.microsoft.com/office/word/2018/wordml/cex" xmlns:w16cid="http://schemas.microsoft.com/office/word/2016/wordml/cid" xmlns:w16="http://schemas.microsoft.com/office/word/2018/wordml" xmlns:w16du="http://schemas.microsoft.com/office/word/2023/wordml/word16du" xmlns:w16sdtdh="http://schemas.microsoft.com/office/word/2020/wordml/sdtdatahash" xmlns:w16sdtfl="http://schemas.microsoft.com/office/word/2024/wordml/sdtformatlock" xmlns:w16se="http://schemas.microsoft.com/office/word/2015/wordml/symex" xmlns:wpg="http://schemas.microsoft.com/office/word/2010/wordprocessingGroup" xmlns:wpi="http://schemas.microsoft.com/office/word/2010/wordprocessingInk" xmlns:wne="http://schemas.microsoft.com/office/word/2006/wordml" xmlns:wps="http://schemas.microsoft.com/office/word/2010/wordprocessingShape" mc:Ignorable="w14 w15 w16se w16cid w16 w16cex w16sdtdh w16sdtfl w16du wp14">
   <w:footnote w:type="separator" w:id="-1">
     <w:p>
       <w:pPr>
@@ -315,7 +502,7 @@
 </file>
 
 <file path=word/header1.xml><?xml version="1.0" encoding="utf-8"?>
-<w:hdr xmlns:wpc="http://schemas.microsoft.com/office/word/2010/wordprocessingCanvas" xmlns:cx="http://schemas.microsoft.com/office/drawing/2014/chartex" xmlns:cx1="http://schemas.microsoft.com/office/drawing/2015/9/8/chartex" xmlns:cx2="http://schemas.microsoft.com/office/drawing/2015/10/21/chartex" xmlns:cx3="http://schemas.microsoft.com/office/drawing/2016/5/9/chartex" xmlns:cx4="http://schemas.microsoft.com/office/drawing/2016/5/10/chartex" xmlns:cx5="http://schemas.microsoft.com/office/drawing/2016/5/11/chartex" xmlns:cx6="http://schemas.microsoft.com/office/drawing/2016/5/12/chartex" xmlns:cx7="http://schemas.microsoft.com/office/drawing/2016/5/13/chartex" xmlns:cx8="http://schemas.microsoft.com/office/drawing/2016/5/14/chartex" xmlns:mc="http://schemas.openxmlformats.org/markup-compatibility/2006" xmlns:aink="http://schemas.microsoft.com/office/drawing/2016/ink" xmlns:am3d="http://schemas.microsoft.com/office/drawing/2017/model3d" xmlns:o="urn:schemas-microsoft-com:office:office" xmlns:r="http://schemas.openxmlformats.org/officeDocument/2006/relationships" xmlns:m="http://schemas.openxmlformats.org/officeDocument/2006/math" xmlns:v="urn:schemas-microsoft-com:vml" xmlns:wp14="http://schemas.microsoft.com/office/word/2010/wordprocessingDrawing" xmlns:wp="http://schemas.openxmlformats.org/drawingml/2006/wordprocessingDrawing" xmlns:w10="urn:schemas-microsoft-com:office:word" xmlns:w="http://schemas.openxmlformats.org/wordprocessingml/2006/main" xmlns:w14="http://schemas.microsoft.com/office/word/2010/wordml" xmlns:w15="http://schemas.microsoft.com/office/word/2012/wordml" xmlns:w16cid="http://schemas.microsoft.com/office/word/2016/wordml/cid" xmlns:w16se="http://schemas.microsoft.com/office/word/2015/wordml/symex" xmlns:wpg="http://schemas.microsoft.com/office/word/2010/wordprocessingGroup" xmlns:wpi="http://schemas.microsoft.com/office/word/2010/wordprocessingInk" xmlns:wne="http://schemas.microsoft.com/office/word/2006/wordml" xmlns:wps="http://schemas.microsoft.com/office/word/2010/wordprocessingShape" mc:Ignorable="w14 w15 w16se w16cid wp14">
+<w:hdr xmlns:wpc="http://schemas.microsoft.com/office/word/2010/wordprocessingCanvas" xmlns:cx="http://schemas.microsoft.com/office/drawing/2014/chartex" xmlns:cx1="http://schemas.microsoft.com/office/drawing/2015/9/8/chartex" xmlns:cx2="http://schemas.microsoft.com/office/drawing/2015/10/21/chartex" xmlns:cx3="http://schemas.microsoft.com/office/drawing/2016/5/9/chartex" xmlns:cx4="http://schemas.microsoft.com/office/drawing/2016/5/10/chartex" xmlns:cx5="http://schemas.microsoft.com/office/drawing/2016/5/11/chartex" xmlns:cx6="http://schemas.microsoft.com/office/drawing/2016/5/12/chartex" xmlns:cx7="http://schemas.microsoft.com/office/drawing/2016/5/13/chartex" xmlns:cx8="http://schemas.microsoft.com/office/drawing/2016/5/14/chartex" xmlns:mc="http://schemas.openxmlformats.org/markup-compatibility/2006" xmlns:aink="http://schemas.microsoft.com/office/drawing/2016/ink" xmlns:am3d="http://schemas.microsoft.com/office/drawing/2017/model3d" xmlns:o="urn:schemas-microsoft-com:office:office" xmlns:oel="http://schemas.microsoft.com/office/2019/extlst" xmlns:r="http://schemas.openxmlformats.org/officeDocument/2006/relationships" xmlns:m="http://schemas.openxmlformats.org/officeDocument/2006/math" xmlns:v="urn:schemas-microsoft-com:vml" xmlns:wp14="http://schemas.microsoft.com/office/word/2010/wordprocessingDrawing" xmlns:wp="http://schemas.openxmlformats.org/drawingml/2006/wordprocessingDrawing" xmlns:w10="urn:schemas-microsoft-com:office:word" xmlns:w="http://schemas.openxmlformats.org/wordprocessingml/2006/main" xmlns:w14="http://schemas.microsoft.com/office/word/2010/wordml" xmlns:w15="http://schemas.microsoft.com/office/word/2012/wordml" xmlns:w16cex="http://schemas.microsoft.com/office/word/2018/wordml/cex" xmlns:w16cid="http://schemas.microsoft.com/office/word/2016/wordml/cid" xmlns:w16="http://schemas.microsoft.com/office/word/2018/wordml" xmlns:w16du="http://schemas.microsoft.com/office/word/2023/wordml/word16du" xmlns:w16sdtdh="http://schemas.microsoft.com/office/word/2020/wordml/sdtdatahash" xmlns:w16sdtfl="http://schemas.microsoft.com/office/word/2024/wordml/sdtformatlock" xmlns:w16se="http://schemas.microsoft.com/office/word/2015/wordml/symex" xmlns:wpg="http://schemas.microsoft.com/office/word/2010/wordprocessingGroup" xmlns:wpi="http://schemas.microsoft.com/office/word/2010/wordprocessingInk" xmlns:wne="http://schemas.microsoft.com/office/word/2006/wordml" xmlns:wps="http://schemas.microsoft.com/office/word/2010/wordprocessingShape" mc:Ignorable="w14 w15 w16se w16cid w16 w16cex w16sdtdh w16sdtfl w16du wp14">
   <w:p>
     <w:pPr>
       <w:pStyle w:val="Header"/>
@@ -325,7 +512,7 @@
 </file>
 
 <file path=word/header2.xml><?xml version="1.0" encoding="utf-8"?>
-<w:hdr xmlns:wpc="http://schemas.microsoft.com/office/word/2010/wordprocessingCanvas" xmlns:cx="http://schemas.microsoft.com/office/drawing/2014/chartex" xmlns:cx1="http://schemas.microsoft.com/office/drawing/2015/9/8/chartex" xmlns:cx2="http://schemas.microsoft.com/office/drawing/2015/10/21/chartex" xmlns:cx3="http://schemas.microsoft.com/office/drawing/2016/5/9/chartex" xmlns:cx4="http://schemas.microsoft.com/office/drawing/2016/5/10/chartex" xmlns:cx5="http://schemas.microsoft.com/office/drawing/2016/5/11/chartex" xmlns:cx6="http://schemas.microsoft.com/office/drawing/2016/5/12/chartex" xmlns:cx7="http://schemas.microsoft.com/office/drawing/2016/5/13/chartex" xmlns:cx8="http://schemas.microsoft.com/office/drawing/2016/5/14/chartex" xmlns:mc="http://schemas.openxmlformats.org/markup-compatibility/2006" xmlns:aink="http://schemas.microsoft.com/office/drawing/2016/ink" xmlns:am3d="http://schemas.microsoft.com/office/drawing/2017/model3d" xmlns:o="urn:schemas-microsoft-com:office:office" xmlns:r="http://schemas.openxmlformats.org/officeDocument/2006/relationships" xmlns:m="http://schemas.openxmlformats.org/officeDocument/2006/math" xmlns:v="urn:schemas-microsoft-com:vml" xmlns:wp14="http://schemas.microsoft.com/office/word/2010/wordprocessingDrawing" xmlns:wp="http://schemas.openxmlformats.org/drawingml/2006/wordprocessingDrawing" xmlns:w10="urn:schemas-microsoft-com:office:word" xmlns:w="http://schemas.openxmlformats.org/wordprocessingml/2006/main" xmlns:w14="http://schemas.microsoft.com/office/word/2010/wordml" xmlns:w15="http://schemas.microsoft.com/office/word/2012/wordml" xmlns:w16cid="http://schemas.microsoft.com/office/word/2016/wordml/cid" xmlns:w16se="http://schemas.microsoft.com/office/word/2015/wordml/symex" xmlns:wpg="http://schemas.microsoft.com/office/word/2010/wordprocessingGroup" xmlns:wpi="http://schemas.microsoft.com/office/word/2010/wordprocessingInk" xmlns:wne="http://schemas.microsoft.com/office/word/2006/wordml" xmlns:wps="http://schemas.microsoft.com/office/word/2010/wordprocessingShape" mc:Ignorable="w14 w15 w16se w16cid wp14">
+<w:hdr xmlns:wpc="http://schemas.microsoft.com/office/word/2010/wordprocessingCanvas" xmlns:cx="http://schemas.microsoft.com/office/drawing/2014/chartex" xmlns:cx1="http://schemas.microsoft.com/office/drawing/2015/9/8/chartex" xmlns:cx2="http://schemas.microsoft.com/office/drawing/2015/10/21/chartex" xmlns:cx3="http://schemas.microsoft.com/office/drawing/2016/5/9/chartex" xmlns:cx4="http://schemas.microsoft.com/office/drawing/2016/5/10/chartex" xmlns:cx5="http://schemas.microsoft.com/office/drawing/2016/5/11/chartex" xmlns:cx6="http://schemas.microsoft.com/office/drawing/2016/5/12/chartex" xmlns:cx7="http://schemas.microsoft.com/office/drawing/2016/5/13/chartex" xmlns:cx8="http://schemas.microsoft.com/office/drawing/2016/5/14/chartex" xmlns:mc="http://schemas.openxmlformats.org/markup-compatibility/2006" xmlns:aink="http://schemas.microsoft.com/office/drawing/2016/ink" xmlns:am3d="http://schemas.microsoft.com/office/drawing/2017/model3d" xmlns:o="urn:schemas-microsoft-com:office:office" xmlns:oel="http://schemas.microsoft.com/office/2019/extlst" xmlns:r="http://schemas.openxmlformats.org/officeDocument/2006/relationships" xmlns:m="http://schemas.openxmlformats.org/officeDocument/2006/math" xmlns:v="urn:schemas-microsoft-com:vml" xmlns:wp14="http://schemas.microsoft.com/office/word/2010/wordprocessingDrawing" xmlns:wp="http://schemas.openxmlformats.org/drawingml/2006/wordprocessingDrawing" xmlns:w10="urn:schemas-microsoft-com:office:word" xmlns:w="http://schemas.openxmlformats.org/wordprocessingml/2006/main" xmlns:w14="http://schemas.microsoft.com/office/word/2010/wordml" xmlns:w15="http://schemas.microsoft.com/office/word/2012/wordml" xmlns:w16cex="http://schemas.microsoft.com/office/word/2018/wordml/cex" xmlns:w16cid="http://schemas.microsoft.com/office/word/2016/wordml/cid" xmlns:w16="http://schemas.microsoft.com/office/word/2018/wordml" xmlns:w16du="http://schemas.microsoft.com/office/word/2023/wordml/word16du" xmlns:w16sdtdh="http://schemas.microsoft.com/office/word/2020/wordml/sdtdatahash" xmlns:w16sdtfl="http://schemas.microsoft.com/office/word/2024/wordml/sdtformatlock" xmlns:w16se="http://schemas.microsoft.com/office/word/2015/wordml/symex" xmlns:wpg="http://schemas.microsoft.com/office/word/2010/wordprocessingGroup" xmlns:wpi="http://schemas.microsoft.com/office/word/2010/wordprocessingInk" xmlns:wne="http://schemas.microsoft.com/office/word/2006/wordml" xmlns:wps="http://schemas.microsoft.com/office/word/2010/wordprocessingShape" mc:Ignorable="w14 w15 w16se w16cid w16 w16cex w16sdtdh w16sdtfl w16du wp14">
   <w:p>
     <w:pPr>
       <w:pStyle w:val="Header"/>
@@ -335,7 +522,7 @@
 </file>
 
 <file path=word/header3.xml><?xml version="1.0" encoding="utf-8"?>
-<w:hdr xmlns:wpc="http://schemas.microsoft.com/office/word/2010/wordprocessingCanvas" xmlns:cx="http://schemas.microsoft.com/office/drawing/2014/chartex" xmlns:cx1="http://schemas.microsoft.com/office/drawing/2015/9/8/chartex" xmlns:cx2="http://schemas.microsoft.com/office/drawing/2015/10/21/chartex" xmlns:cx3="http://schemas.microsoft.com/office/drawing/2016/5/9/chartex" xmlns:cx4="http://schemas.microsoft.com/office/drawing/2016/5/10/chartex" xmlns:cx5="http://schemas.microsoft.com/office/drawing/2016/5/11/chartex" xmlns:cx6="http://schemas.microsoft.com/office/drawing/2016/5/12/chartex" xmlns:cx7="http://schemas.microsoft.com/office/drawing/2016/5/13/chartex" xmlns:cx8="http://schemas.microsoft.com/office/drawing/2016/5/14/chartex" xmlns:mc="http://schemas.openxmlformats.org/markup-compatibility/2006" xmlns:aink="http://schemas.microsoft.com/office/drawing/2016/ink" xmlns:am3d="http://schemas.microsoft.com/office/drawing/2017/model3d" xmlns:o="urn:schemas-microsoft-com:office:office" xmlns:r="http://schemas.openxmlformats.org/officeDocument/2006/relationships" xmlns:m="http://schemas.openxmlformats.org/officeDocument/2006/math" xmlns:v="urn:schemas-microsoft-com:vml" xmlns:wp14="http://schemas.microsoft.com/office/word/2010/wordprocessingDrawing" xmlns:wp="http://schemas.openxmlformats.org/drawingml/2006/wordprocessingDrawing" xmlns:w10="urn:schemas-microsoft-com:office:word" xmlns:w="http://schemas.openxmlformats.org/wordprocessingml/2006/main" xmlns:w14="http://schemas.microsoft.com/office/word/2010/wordml" xmlns:w15="http://schemas.microsoft.com/office/word/2012/wordml" xmlns:w16cid="http://schemas.microsoft.com/office/word/2016/wordml/cid" xmlns:w16se="http://schemas.microsoft.com/office/word/2015/wordml/symex" xmlns:wpg="http://schemas.microsoft.com/office/word/2010/wordprocessingGroup" xmlns:wpi="http://schemas.microsoft.com/office/word/2010/wordprocessingInk" xmlns:wne="http://schemas.microsoft.com/office/word/2006/wordml" xmlns:wps="http://schemas.microsoft.com/office/word/2010/wordprocessingShape" mc:Ignorable="w14 w15 w16se w16cid wp14">
+<w:hdr xmlns:wpc="http://schemas.microsoft.com/office/word/2010/wordprocessingCanvas" xmlns:cx="http://schemas.microsoft.com/office/drawing/2014/chartex" xmlns:cx1="http://schemas.microsoft.com/office/drawing/2015/9/8/chartex" xmlns:cx2="http://schemas.microsoft.com/office/drawing/2015/10/21/chartex" xmlns:cx3="http://schemas.microsoft.com/office/drawing/2016/5/9/chartex" xmlns:cx4="http://schemas.microsoft.com/office/drawing/2016/5/10/chartex" xmlns:cx5="http://schemas.microsoft.com/office/drawing/2016/5/11/chartex" xmlns:cx6="http://schemas.microsoft.com/office/drawing/2016/5/12/chartex" xmlns:cx7="http://schemas.microsoft.com/office/drawing/2016/5/13/chartex" xmlns:cx8="http://schemas.microsoft.com/office/drawing/2016/5/14/chartex" xmlns:mc="http://schemas.openxmlformats.org/markup-compatibility/2006" xmlns:aink="http://schemas.microsoft.com/office/drawing/2016/ink" xmlns:am3d="http://schemas.microsoft.com/office/drawing/2017/model3d" xmlns:o="urn:schemas-microsoft-com:office:office" xmlns:oel="http://schemas.microsoft.com/office/2019/extlst" xmlns:r="http://schemas.openxmlformats.org/officeDocument/2006/relationships" xmlns:m="http://schemas.openxmlformats.org/officeDocument/2006/math" xmlns:v="urn:schemas-microsoft-com:vml" xmlns:wp14="http://schemas.microsoft.com/office/word/2010/wordprocessingDrawing" xmlns:wp="http://schemas.openxmlformats.org/drawingml/2006/wordprocessingDrawing" xmlns:w10="urn:schemas-microsoft-com:office:word" xmlns:w="http://schemas.openxmlformats.org/wordprocessingml/2006/main" xmlns:w14="http://schemas.microsoft.com/office/word/2010/wordml" xmlns:w15="http://schemas.microsoft.com/office/word/2012/wordml" xmlns:w16cex="http://schemas.microsoft.com/office/word/2018/wordml/cex" xmlns:w16cid="http://schemas.microsoft.com/office/word/2016/wordml/cid" xmlns:w16="http://schemas.microsoft.com/office/word/2018/wordml" xmlns:w16du="http://schemas.microsoft.com/office/word/2023/wordml/word16du" xmlns:w16sdtdh="http://schemas.microsoft.com/office/word/2020/wordml/sdtdatahash" xmlns:w16sdtfl="http://schemas.microsoft.com/office/word/2024/wordml/sdtformatlock" xmlns:w16se="http://schemas.microsoft.com/office/word/2015/wordml/symex" xmlns:wpg="http://schemas.microsoft.com/office/word/2010/wordprocessingGroup" xmlns:wpi="http://schemas.microsoft.com/office/word/2010/wordprocessingInk" xmlns:wne="http://schemas.microsoft.com/office/word/2006/wordml" xmlns:wps="http://schemas.microsoft.com/office/word/2010/wordprocessingShape" mc:Ignorable="w14 w15 w16se w16cid w16 w16cex w16sdtdh w16sdtfl w16du wp14">
   <w:p>
     <w:pPr>
       <w:pStyle w:val="Header"/>
@@ -345,7 +532,7 @@
 </file>
 
 <file path=word/styles.xml><?xml version="1.0" encoding="utf-8"?>
-<w:styles xmlns:mc="http://schemas.openxmlformats.org/markup-compatibility/2006" xmlns:r="http://schemas.openxmlformats.org/officeDocument/2006/relationships" xmlns:w="http://schemas.openxmlformats.org/wordprocessingml/2006/main" xmlns:w14="http://schemas.microsoft.com/office/word/2010/wordml" xmlns:w15="http://schemas.microsoft.com/office/word/2012/wordml" xmlns:w16cid="http://schemas.microsoft.com/office/word/2016/wordml/cid" xmlns:w16se="http://schemas.microsoft.com/office/word/2015/wordml/symex" mc:Ignorable="w14 w15 w16se w16cid">
+<w:styles xmlns:mc="http://schemas.openxmlformats.org/markup-compatibility/2006" xmlns:r="http://schemas.openxmlformats.org/officeDocument/2006/relationships" xmlns:w="http://schemas.openxmlformats.org/wordprocessingml/2006/main" xmlns:w14="http://schemas.microsoft.com/office/word/2010/wordml" xmlns:w15="http://schemas.microsoft.com/office/word/2012/wordml" xmlns:w16cex="http://schemas.microsoft.com/office/word/2018/wordml/cex" xmlns:w16cid="http://schemas.microsoft.com/office/word/2016/wordml/cid" xmlns:w16="http://schemas.microsoft.com/office/word/2018/wordml" xmlns:w16du="http://schemas.microsoft.com/office/word/2023/wordml/word16du" xmlns:w16sdtdh="http://schemas.microsoft.com/office/word/2020/wordml/sdtdatahash" xmlns:w16sdtfl="http://schemas.microsoft.com/office/word/2024/wordml/sdtformatlock" xmlns:w16se="http://schemas.microsoft.com/office/word/2015/wordml/symex" mc:Ignorable="w14 w15 w16se w16cid w16 w16cex w16sdtdh w16sdtfl w16du">
   <w:docDefaults>
     <w:rPrDefault>
       <w:rPr>
@@ -361,7 +548,7 @@
       </w:pPr>
     </w:pPrDefault>
   </w:docDefaults>
-  <w:latentStyles w:defLockedState="0" w:defUIPriority="99" w:defSemiHidden="0" w:defUnhideWhenUsed="0" w:defQFormat="0" w:count="375">
+  <w:latentStyles w:defLockedState="0" w:defUIPriority="99" w:defSemiHidden="0" w:defUnhideWhenUsed="0" w:defQFormat="0" w:count="376">
     <w:lsdException w:name="Normal" w:uiPriority="0" w:qFormat="1"/>
     <w:lsdException w:name="heading 1" w:uiPriority="9" w:qFormat="1"/>
     <w:lsdException w:name="heading 2" w:semiHidden="1" w:uiPriority="9" w:unhideWhenUsed="1" w:qFormat="1"/>
@@ -737,6 +924,7 @@
     <w:lsdException w:name="Smart Hyperlink" w:semiHidden="1" w:unhideWhenUsed="1"/>
     <w:lsdException w:name="Hashtag" w:semiHidden="1" w:unhideWhenUsed="1"/>
     <w:lsdException w:name="Unresolved Mention" w:semiHidden="1" w:unhideWhenUsed="1"/>
+    <w:lsdException w:name="Smart Link" w:semiHidden="1" w:unhideWhenUsed="1"/>
   </w:latentStyles>
   <w:style w:type="paragraph" w:default="1" w:styleId="Normal">
     <w:name w:val="Normal"/>
